--- a/assets/demo.docx
+++ b/assets/demo.docx
@@ -3,18 +3,251 @@
 <w:document xmlns:w="http://schemas.openxmlformats.org/wordprocessingml/2006/main">
   <w:body>
     <w:p>
+      <w:pPr>
+        <w:pStyle w:val="Heading1"/>
+      </w:pPr>
       <w:r>
         <w:t>Welcome to World Office</w:t>
       </w:r>
     </w:p>
+    <w:p>
+      <w:r>
+        <w:t>This demo document exercises the editing and conversion stack: </w:t>
+      </w:r>
+      <w:r>
+        <w:rPr>
+          <w:b/>
+        </w:rPr>
+        <w:t>bold</w:t>
+      </w:r>
+      <w:r>
+        <w:t> and </w:t>
+      </w:r>
+      <w:r>
+        <w:rPr>
+          <w:i/>
+        </w:rPr>
+        <w:t>italic</w:t>
+      </w:r>
+      <w:r>
+        <w:t> runs, a bullet list, a table and a page break (pageBreakBefore).</w:t>
+      </w:r>
+    </w:p>
+    <w:p>
+      <w:pPr>
+        <w:numPr>
+          <w:ilvl w:val="0"/>
+          <w:numId w:val="1"/>
+        </w:numPr>
+      </w:pPr>
+      <w:r>
+        <w:t>DOCX, XLSX and PPTX read/write with the OOXML core</w:t>
+      </w:r>
+    </w:p>
+    <w:p>
+      <w:pPr>
+        <w:numPr>
+          <w:ilvl w:val="0"/>
+          <w:numId w:val="1"/>
+        </w:numPr>
+      </w:pPr>
+      <w:r>
+        <w:t>Word 2003 XML, RTF, ODT, EPUB and FB2 readers</w:t>
+      </w:r>
+    </w:p>
+    <w:p>
+      <w:pPr>
+        <w:numPr>
+          <w:ilvl w:val="0"/>
+          <w:numId w:val="1"/>
+        </w:numPr>
+      </w:pPr>
+      <w:r>
+        <w:t>DOCX to PDF export (%PDF-1.7) and page-faithful layout</w:t>
+      </w:r>
+    </w:p>
+    <w:p>
+      <w:pPr>
+        <w:numPr>
+          <w:ilvl w:val="0"/>
+          <w:numId w:val="1"/>
+        </w:numPr>
+      </w:pPr>
+      <w:r>
+        <w:t>WOPI co-authoring and an agent command bus</w:t>
+      </w:r>
+    </w:p>
+    <w:tbl>
+      <w:tblPr>
+        <w:tblW w:w="0" w:type="auto"/>
+        <w:tblBorders/>
+      </w:tblPr>
+      <w:tblGrid>
+        <w:gridCol/>
+        <w:gridCol/>
+        <w:gridCol/>
+      </w:tblGrid>
+      <w:tr>
+        <w:tc>
+          <w:tcPr/>
+          <w:p>
+            <w:r>
+              <w:t>Format</w:t>
+            </w:r>
+          </w:p>
+        </w:tc>
+        <w:tc>
+          <w:tcPr/>
+          <w:p>
+            <w:r>
+              <w:t>Direction</w:t>
+            </w:r>
+          </w:p>
+        </w:tc>
+        <w:tc>
+          <w:tcPr/>
+          <w:p>
+            <w:r>
+              <w:t>Contract</w:t>
+            </w:r>
+          </w:p>
+        </w:tc>
+      </w:tr>
+      <w:tr>
+        <w:tc>
+          <w:tcPr/>
+          <w:p>
+            <w:r>
+              <w:t>DOCX</w:t>
+            </w:r>
+          </w:p>
+        </w:tc>
+        <w:tc>
+          <w:tcPr/>
+          <w:p>
+            <w:r>
+              <w:t>read + write</w:t>
+            </w:r>
+          </w:p>
+        </w:tc>
+        <w:tc>
+          <w:tcPr/>
+          <w:p>
+            <w:r>
+              <w:t>F-1xx</w:t>
+            </w:r>
+          </w:p>
+        </w:tc>
+      </w:tr>
+      <w:tr>
+        <w:tc>
+          <w:tcPr/>
+          <w:p>
+            <w:r>
+              <w:t>XLSX</w:t>
+            </w:r>
+          </w:p>
+        </w:tc>
+        <w:tc>
+          <w:tcPr/>
+          <w:p>
+            <w:r>
+              <w:t>read + write</w:t>
+            </w:r>
+          </w:p>
+        </w:tc>
+        <w:tc>
+          <w:tcPr/>
+          <w:p>
+            <w:r>
+              <w:t>F-2xx</w:t>
+            </w:r>
+          </w:p>
+        </w:tc>
+      </w:tr>
+      <w:tr>
+        <w:tc>
+          <w:tcPr/>
+          <w:p>
+            <w:r>
+              <w:t>PPTX</w:t>
+            </w:r>
+          </w:p>
+        </w:tc>
+        <w:tc>
+          <w:tcPr/>
+          <w:p>
+            <w:r>
+              <w:t>read + write</w:t>
+            </w:r>
+          </w:p>
+        </w:tc>
+        <w:tc>
+          <w:tcPr/>
+          <w:p>
+            <w:r>
+              <w:t>F-3xx</w:t>
+            </w:r>
+          </w:p>
+        </w:tc>
+      </w:tr>
+    </w:tbl>
+    <w:p>
+      <w:pPr>
+        <w:pStyle w:val="Heading1"/>
+        <w:pageBreakBefore/>
+      </w:pPr>
+      <w:r>
+        <w:t>Page two</w:t>
+      </w:r>
+    </w:p>
+    <w:p>
+      <w:r>
+        <w:t>The heading above starts a fresh page — pagination, shared strings and unit conversion all follow the OO core contracts.</w:t>
+      </w:r>
+    </w:p>
+    <w:sectPr>
+      <w:pgSz w:w="11906" w:tw="16838"/>
+      <w:pgMar w:top="1440" w:right="1440" w:bottom="1440" w:left="1440"/>
+    </w:sectPr>
   </w:body>
 </w:document>
 </file>
 
+<file path=word/numbering.xml><?xml version="1.0" encoding="utf-8"?>
+<w:numbering xmlns:w="http://schemas.openxmlformats.org/wordprocessingml/2006/main">
+  <w:abstractNum w:abstractNumId="0">
+    <w:lvl w:ilvl="0">
+      <w:start w:val="1"/>
+      <w:numFmt w:val="bullet"/>
+      <w:lvlText w:val="•"/>
+      <w:lvlJc w:val="left"/>
+    </w:lvl>
+  </w:abstractNum>
+  <w:num w:numId="1">
+    <w:abstractNumId w:val="0"/>
+  </w:num>
+</w:numbering>
+</file>
+
 <file path=word/styles.xml><?xml version="1.0" encoding="utf-8"?>
 <w:styles xmlns:w="http://schemas.openxmlformats.org/wordprocessingml/2006/main">
-  <w:style w:type="paragraph" w:default="1" w:styleId="Normal">
-    <w:name w:val="Normal"/>
+  <w:style w:type="paragraph" w:styleId="Heading1">
+    <w:name w:val="heading 1"/>
+    <w:pPr>
+      <w:spacing w:before="240" w:after="120"/>
+      <w:outlineLvl w:val="0"/>
+    </w:pPr>
+    <w:rPr>
+      <w:b/>
+      <w:sz w:val="32"/>
+    </w:rPr>
+  </w:style>
+  <w:style w:type="paragraph" w:styleId="ListParagraph">
+    <w:name w:val="List Paragraph"/>
+    <w:pPr>
+      <w:ind w:left="720"/>
+    </w:pPr>
   </w:style>
 </w:styles>
 </file>
--- a/assets/demo.docx
+++ b/assets/demo.docx
@@ -30,7 +30,7 @@
         <w:t>italic</w:t>
       </w:r>
       <w:r>
-        <w:t> runs, a bullet list, a table and a page break (pageBreakBefore).</w:t>
+        <w:t> runs, a bullet list, a table and an explicit page break.</w:t>
       </w:r>
     </w:p>
     <w:p>
@@ -193,9 +193,13 @@
       </w:tr>
     </w:tbl>
     <w:p>
+      <w:r>
+        <w:br w:type="page"/>
+      </w:r>
+    </w:p>
+    <w:p>
       <w:pPr>
         <w:pStyle w:val="Heading1"/>
-        <w:pageBreakBefore/>
       </w:pPr>
       <w:r>
         <w:t>Page two</w:t>

--- a/assets/demo.docx
+++ b/assets/demo.docx
@@ -1,36 +1,95 @@
 
 <file path=word/document.xml><?xml version="1.0" encoding="utf-8"?>
-<w:document xmlns:w="http://schemas.openxmlformats.org/wordprocessingml/2006/main">
+<w:document xmlns:w="http://schemas.openxmlformats.org/wordprocessingml/2006/main" xmlns:r="http://schemas.openxmlformats.org/officeDocument/2006/relationships">
   <w:body>
     <w:p>
       <w:pPr>
         <w:pStyle w:val="Heading1"/>
       </w:pPr>
       <w:r>
-        <w:t>Welcome to World Office</w:t>
-      </w:r>
-    </w:p>
-    <w:p>
-      <w:r>
-        <w:t>This demo document exercises the editing and conversion stack: </w:t>
+        <w:t>Willkommen bei World Office</w:t>
+      </w:r>
+    </w:p>
+    <w:p>
+      <w:r>
+        <w:t>Dieses Beispieldokument zeigt, was die Editier- und Konvertierungspipeline kann: </w:t>
       </w:r>
       <w:r>
         <w:rPr>
           <w:b/>
         </w:rPr>
-        <w:t>bold</w:t>
-      </w:r>
-      <w:r>
-        <w:t> and </w:t>
+        <w:t>fette</w:t>
+      </w:r>
+      <w:r>
+        <w:t> und </w:t>
       </w:r>
       <w:r>
         <w:rPr>
           <w:i/>
         </w:rPr>
-        <w:t>italic</w:t>
-      </w:r>
-      <w:r>
-        <w:t> runs, a bullet list, a table and an explicit page break.</w:t>
+        <w:t>kursive</w:t>
+      </w:r>
+      <w:r>
+        <w:t> Textpassagen, ein eingebettetes Bild, eine Liste, eine Tabelle mit Kopfzeile und einen echten Seitenumbruch.</w:t>
+      </w:r>
+    </w:p>
+    <w:p>
+      <w:pPr>
+        <w:jc w:val="center"/>
+      </w:pPr>
+      <w:r>
+        <w:drawing>
+          <wp:inline xmlns:wp="http://schemas.openxmlformats.org/drawingml/2006/wordprocessingDrawing" distT="0" distB="0" distL="0" distR="0">
+            <wp:extent cx="5486400" cy="1371600"/>
+            <wp:docPr id="1" name="Banner" descr="World Office Banner"/>
+            <a:graphic xmlns:a="http://schemas.openxmlformats.org/drawingml/2006/main">
+              <a:graphicData uri="http://schemas.openxmlformats.org/drawingml/2006/picture">
+                <pic:pic xmlns:pic="http://schemas.openxmlformats.org/drawingml/2006/picture">
+                  <pic:nvPicPr>
+                    <pic:cNvPr id="1" name="Banner"/>
+                    <pic:cNvPicPr/>
+                  </pic:nvPicPr>
+                  <pic:blipFill>
+                    <a:blip r:embed="rIdImg"/>
+                    <a:stretch>
+                      <a:fillRect/>
+                    </a:stretch>
+                  </pic:blipFill>
+                  <pic:spPr>
+                    <a:xfrm>
+                      <a:off x="0" y="0"/>
+                      <a:ext cx="5486400" cy="1371600"/>
+                    </a:xfrm>
+                    <a:prstGeom prst="rect">
+                      <a:avLst/>
+                    </a:prstGeom>
+                  </pic:spPr>
+                </pic:pic>
+              </a:graphicData>
+            </a:graphic>
+          </wp:inline>
+        </w:drawing>
+      </w:r>
+    </w:p>
+    <w:p>
+      <w:pPr>
+        <w:jc w:val="center"/>
+      </w:pPr>
+      <w:r>
+        <w:rPr>
+          <w:i/>
+          <w:color w:val="666666"/>
+          <w:sz w:val="18"/>
+        </w:rPr>
+        <w:t>Abbildung 1: World Office — das komplette Office im Browser.</w:t>
+      </w:r>
+    </w:p>
+    <w:p>
+      <w:pPr>
+        <w:pStyle w:val="Heading2"/>
+      </w:pPr>
+      <w:r>
+        <w:t>Fähigkeiten im Überblick</w:t>
       </w:r>
     </w:p>
     <w:p>
@@ -41,7 +100,7 @@
         </w:numPr>
       </w:pPr>
       <w:r>
-        <w:t>DOCX, XLSX and PPTX read/write with the OOXML core</w:t>
+        <w:t>DOCX, XLSX und PPTX — lesen und schreiben mit dem OOXML-Core</w:t>
       </w:r>
     </w:p>
     <w:p>
@@ -52,7 +111,7 @@
         </w:numPr>
       </w:pPr>
       <w:r>
-        <w:t>Word 2003 XML, RTF, ODT, EPUB and FB2 readers</w:t>
+        <w:t>Reader für Word-2003-XML, RTF, ODT, EPUB und FB2</w:t>
       </w:r>
     </w:p>
     <w:p>
@@ -63,7 +122,7 @@
         </w:numPr>
       </w:pPr>
       <w:r>
-        <w:t>DOCX to PDF export (%PDF-1.7) and page-faithful layout</w:t>
+        <w:t>DOCX-nach-PDF-Export (%PDF-1.7) mit seitengetreuem Layout</w:t>
       </w:r>
     </w:p>
     <w:p>
@@ -74,7 +133,15 @@
         </w:numPr>
       </w:pPr>
       <w:r>
-        <w:t>WOPI co-authoring and an agent command bus</w:t>
+        <w:t>WOPI-Co-Authoring und ein Agent-Kommandobus</w:t>
+      </w:r>
+    </w:p>
+    <w:p>
+      <w:pPr>
+        <w:pStyle w:val="Heading2"/>
+      </w:pPr>
+      <w:r>
+        <w:t>Formatmatrix</w:t>
       </w:r>
     </w:p>
     <w:tbl>
@@ -88,27 +155,71 @@
         <w:gridCol/>
       </w:tblGrid>
       <w:tr>
-        <w:tc>
-          <w:tcPr/>
-          <w:p>
-            <w:r>
+        <w:trPr>
+          <w:tblHeader/>
+        </w:trPr>
+        <w:tc>
+          <w:tcPr>
+            <w:shd w:val="clear" w:fill="D9E2F3"/>
+          </w:tcPr>
+          <w:p>
+            <w:r>
+              <w:rPr>
+                <w:b/>
+              </w:rPr>
               <w:t>Format</w:t>
             </w:r>
           </w:p>
         </w:tc>
         <w:tc>
-          <w:tcPr/>
-          <w:p>
-            <w:r>
-              <w:t>Direction</w:t>
-            </w:r>
-          </w:p>
-        </w:tc>
-        <w:tc>
-          <w:tcPr/>
-          <w:p>
-            <w:r>
-              <w:t>Contract</w:t>
+          <w:tcPr>
+            <w:shd w:val="clear" w:fill="D9E2F3"/>
+          </w:tcPr>
+          <w:p>
+            <w:r>
+              <w:rPr>
+                <w:b/>
+              </w:rPr>
+              <w:t>Richtung</w:t>
+            </w:r>
+          </w:p>
+        </w:tc>
+        <w:tc>
+          <w:tcPr>
+            <w:shd w:val="clear" w:fill="D9E2F3"/>
+          </w:tcPr>
+          <w:p>
+            <w:r>
+              <w:rPr>
+                <w:b/>
+              </w:rPr>
+              <w:t>Vertrag</w:t>
+            </w:r>
+          </w:p>
+        </w:tc>
+      </w:tr>
+      <w:tr>
+        <w:tc>
+          <w:tcPr/>
+          <w:p>
+            <w:r>
+              <w:t>Format</w:t>
+            </w:r>
+          </w:p>
+        </w:tc>
+        <w:tc>
+          <w:tcPr/>
+          <w:p>
+            <w:r>
+              <w:t>Richtung</w:t>
+            </w:r>
+          </w:p>
+        </w:tc>
+        <w:tc>
+          <w:tcPr/>
+          <w:p>
+            <w:r>
+              <w:t>Vertrag</w:t>
             </w:r>
           </w:p>
         </w:tc>
@@ -126,7 +237,7 @@
           <w:tcPr/>
           <w:p>
             <w:r>
-              <w:t>read + write</w:t>
+              <w:t>lesen + schreiben</w:t>
             </w:r>
           </w:p>
         </w:tc>
@@ -152,7 +263,7 @@
           <w:tcPr/>
           <w:p>
             <w:r>
-              <w:t>read + write</w:t>
+              <w:t>lesen + schreiben</w:t>
             </w:r>
           </w:p>
         </w:tc>
@@ -178,7 +289,7 @@
           <w:tcPr/>
           <w:p>
             <w:r>
-              <w:t>read + write</w:t>
+              <w:t>lesen + schreiben</w:t>
             </w:r>
           </w:p>
         </w:tc>
@@ -191,6 +302,32 @@
           </w:p>
         </w:tc>
       </w:tr>
+      <w:tr>
+        <w:tc>
+          <w:tcPr/>
+          <w:p>
+            <w:r>
+              <w:t>PDF</w:t>
+            </w:r>
+          </w:p>
+        </w:tc>
+        <w:tc>
+          <w:tcPr/>
+          <w:p>
+            <w:r>
+              <w:t>Export</w:t>
+            </w:r>
+          </w:p>
+        </w:tc>
+        <w:tc>
+          <w:tcPr/>
+          <w:p>
+            <w:r>
+              <w:t>F-403</w:t>
+            </w:r>
+          </w:p>
+        </w:tc>
+      </w:tr>
     </w:tbl>
     <w:p>
       <w:r>
@@ -202,16 +339,21 @@
         <w:pStyle w:val="Heading1"/>
       </w:pPr>
       <w:r>
-        <w:t>Page two</w:t>
-      </w:r>
-    </w:p>
-    <w:p>
-      <w:r>
-        <w:t>The heading above starts a fresh page — pagination, shared strings and unit conversion all follow the OO core contracts.</w:t>
+        <w:t>Seite zwei</w:t>
+      </w:r>
+    </w:p>
+    <w:p>
+      <w:r>
+        <w:t>Die Überschrift oben beginnt eine neue Seite — Paginierung, Shared Strings und Einheitenkonvertierung folgen den OO-Core-Verträgen.</w:t>
+      </w:r>
+    </w:p>
+    <w:p>
+      <w:r>
+        <w:t>Bearbeiten Sie dieses Dokument einfach weiter und speichern Sie: Der Server konvertiert alles zurück nach DOCX — inklusive Bild und Tabelle.</w:t>
       </w:r>
     </w:p>
     <w:sectPr>
-      <w:pgSz w:w="11906" w:tw="16838"/>
+      <w:pgSz w:w="11906" w:h="16838"/>
       <w:pgMar w:top="1440" w:right="1440" w:bottom="1440" w:left="1440"/>
     </w:sectPr>
   </w:body>
@@ -244,7 +386,20 @@
     </w:pPr>
     <w:rPr>
       <w:b/>
-      <w:sz w:val="32"/>
+      <w:color w:val="17324F"/>
+      <w:sz w:val="36"/>
+    </w:rPr>
+  </w:style>
+  <w:style w:type="paragraph" w:styleId="Heading2">
+    <w:name w:val="heading 2"/>
+    <w:pPr>
+      <w:spacing w:before="200" w:after="100"/>
+      <w:outlineLvl w:val="1"/>
+    </w:pPr>
+    <w:rPr>
+      <w:b/>
+      <w:color w:val="17324F"/>
+      <w:sz w:val="28"/>
     </w:rPr>
   </w:style>
   <w:style w:type="paragraph" w:styleId="ListParagraph">
